--- a/public/samples/story-retelling-lesson-plan.docx
+++ b/public/samples/story-retelling-lesson-plan.docx
@@ -16,7 +16,7 @@
         <w:rPr>
           <w:sz w:val="20"/>
         </w:rPr>
-        <w:t xml:space="preserve">Grade 3 English. Version 1.0. Shared by Ma'am Tess (demo persona).</w:t>
+        <w:t xml:space="preserve">Grade 3 · English · Quarter 2, Week 2</w:t>
       </w:r>
     </w:p>
     <w:p>
@@ -24,16 +24,15 @@
         <w:rPr>
           <w:sz w:val="20"/>
         </w:rPr>
-        <w:t xml:space="preserve">Illustrative competency EX-ENG3-T2-01 (example, not official alignment): Retell a story in sequence using beginning, middle and end</w:t>
+        <w:t xml:space="preserve">Prepared by Ma'am Tess Obias, Virac Pilot Elementary School. Version 1.0.</w:t>
       </w:r>
     </w:p>
     <w:p>
       <w:r>
         <w:rPr>
-          <w:i/>
           <w:sz w:val="20"/>
         </w:rPr>
-        <w:t xml:space="preserve">Fictional sample created by the CherIt team for a hackathon demonstration. Edit freely.</w:t>
+        <w:t xml:space="preserve">Competency: Retell a story in sequence using beginning, middle and end (EN3LC-IIa-2.3)</w:t>
       </w:r>
     </w:p>
     <w:p>
